--- a/Week4-Procs-Indexes/Week4_Item2_Indexes_Testing.docx
+++ b/Week4-Procs-Indexes/Week4_Item2_Indexes_Testing.docx
@@ -168,7 +168,7 @@
           <w:b w:val="0"/>
           <w:i w:val="0"/>
         </w:rPr>
-        <w:t>DishName and Price make a covering index for fnMenuPrices() from Week 3, which reads exactly those two columns, so the menu can be listed from the index alone.</w:t>
+        <w:t>Nicholas chose Dishname and Price to make a covering index for fnMenuPrices() from Week 3, which reads exactly those two columns.</w:t>
       </w:r>
     </w:p>
     <w:p>
@@ -180,7 +180,7 @@
           <w:rFonts w:ascii="Consolas" w:hAnsi="Consolas"/>
           <w:sz w:val="18"/>
         </w:rPr>
-        <w:t>CREATE NONCLUSTERED INDEX IX_Dishname_Price</w:t>
+        <w:t>CREATE INDEX IX_Dishname_Price</w:t>
       </w:r>
     </w:p>
     <w:p>
@@ -192,7 +192,7 @@
           <w:rFonts w:ascii="Consolas" w:hAnsi="Consolas"/>
           <w:sz w:val="18"/>
         </w:rPr>
-        <w:t xml:space="preserve">    ON Dishes (DishName, Price);</w:t>
+        <w:t>ON Dishes (Dishname, Price);</w:t>
       </w:r>
     </w:p>
     <w:p/>
@@ -259,7 +259,7 @@
           <w:b w:val="0"/>
           <w:i w:val="0"/>
         </w:rPr>
-        <w:t>DishID is mandatory when looking into this table to find all the ingredients belonging to a specific dish. IngredientID and QuantityUsed are included so the index works as a recipe book as well.</w:t>
+        <w:t>The key already takes up the clustered index so this one is nonclustered. DishID is mandatory when looking into this table to find all the ingredients belonging to a specific dish. IngredientID and QuantityUsed are included so it may work as a recipe book as well.</w:t>
       </w:r>
     </w:p>
     <w:p>
@@ -413,7 +413,7 @@
           <w:b w:val="0"/>
           <w:i w:val="0"/>
         </w:rPr>
-        <w:t>CustomerID because it is both a foreign key and the column fnReservationFavoriteTable() from Week 3 joins on.</w:t>
+        <w:t>CustomerID because it is both a foreign key and it is used in a join by fnReservationFavoriteTable() from Week 3.</w:t>
       </w:r>
     </w:p>
     <w:p>
@@ -425,7 +425,7 @@
           <w:rFonts w:ascii="Consolas" w:hAnsi="Consolas"/>
           <w:sz w:val="18"/>
         </w:rPr>
-        <w:t>CREATE NONCLUSTERED INDEX IX_CustomerID</w:t>
+        <w:t>CREATE INDEX IX_CustomerID</w:t>
       </w:r>
     </w:p>
     <w:p>
@@ -437,7 +437,7 @@
           <w:rFonts w:ascii="Consolas" w:hAnsi="Consolas"/>
           <w:sz w:val="18"/>
         </w:rPr>
-        <w:t xml:space="preserve">    ON Reservations (CustomerID);</w:t>
+        <w:t>ON Reservations (CustomerID);</w:t>
       </w:r>
     </w:p>
     <w:p/>
